--- a/backend/seed/files/openai/november_close_memo_openai.docx
+++ b/backend/seed/files/openai/november_close_memo_openai.docx
@@ -41,7 +41,7 @@
           </w:tcPr>
           <w:p>
             <w:r>
-              <w:t>Maya Chen, Controller</w:t>
+              <w:t>Rudraksh Awasthi, Controller</w:t>
             </w:r>
           </w:p>
         </w:tc>
